--- a/Postenblaetter/01QW7MTRL1.docx
+++ b/Postenblaetter/01QW7MTRL1.docx
@@ -1,6 +1,6 @@
 
 <file path=word/document.xml><?xml version="1.0" encoding="utf-8"?>
-<w:document xmlns:wpc="http://schemas.microsoft.com/office/word/2010/wordprocessingCanvas" xmlns:cx="http://schemas.microsoft.com/office/drawing/2014/chartex" xmlns:cx1="http://schemas.microsoft.com/office/drawing/2015/9/8/chartex" xmlns:cx2="http://schemas.microsoft.com/office/drawing/2015/10/21/chartex" xmlns:cx3="http://schemas.microsoft.com/office/drawing/2016/5/9/chartex" xmlns:cx4="http://schemas.microsoft.com/office/drawing/2016/5/10/chartex" xmlns:cx5="http://schemas.microsoft.com/office/drawing/2016/5/11/chartex" xmlns:cx6="http://schemas.microsoft.com/office/drawing/2016/5/12/chartex" xmlns:cx7="http://schemas.microsoft.com/office/drawing/2016/5/13/chartex" xmlns:cx8="http://schemas.microsoft.com/office/drawing/2016/5/14/chartex" xmlns:mc="http://schemas.openxmlformats.org/markup-compatibility/2006" xmlns:aink="http://schemas.microsoft.com/office/drawing/2016/ink" xmlns:am3d="http://schemas.microsoft.com/office/drawing/2017/model3d" xmlns:o="urn:schemas-microsoft-com:office:office" xmlns:oel="http://schemas.microsoft.com/office/2019/extlst" xmlns:r="http://schemas.openxmlformats.org/officeDocument/2006/relationships" xmlns:m="http://schemas.openxmlformats.org/officeDocument/2006/math" xmlns:v="urn:schemas-microsoft-com:vml" xmlns:wp14="http://schemas.microsoft.com/office/word/2010/wordprocessingDrawing" xmlns:wp="http://schemas.openxmlformats.org/drawingml/2006/wordprocessingDrawing" xmlns:w10="urn:schemas-microsoft-com:office:word" xmlns:w="http://schemas.openxmlformats.org/wordprocessingml/2006/main" xmlns:w14="http://schemas.microsoft.com/office/word/2010/wordml" xmlns:w15="http://schemas.microsoft.com/office/word/2012/wordml" xmlns:w16cei="http://schemas.microsoft.com/office/word/2026/wordml/cei" xmlns:w16cex="http://schemas.microsoft.com/office/word/2018/wordml/cex" xmlns:w16cid="http://schemas.microsoft.com/office/word/2016/wordml/cid" xmlns:w16="http://schemas.microsoft.com/office/word/2018/wordml" xmlns:w16du="http://schemas.microsoft.com/office/word/2023/wordml/word16du" xmlns:w16sdtdh="http://schemas.microsoft.com/office/word/2020/wordml/sdtdatahash" xmlns:w16sdtfl="http://schemas.microsoft.com/office/word/2024/wordml/sdtformatlock" xmlns:w16se="http://schemas.microsoft.com/office/word/2015/wordml/symex" xmlns:wpg="http://schemas.microsoft.com/office/word/2010/wordprocessingGroup" xmlns:wpi="http://schemas.microsoft.com/office/word/2010/wordprocessingInk" xmlns:wne="http://schemas.microsoft.com/office/word/2006/wordml" xmlns:wps="http://schemas.microsoft.com/office/word/2010/wordprocessingShape" mc:Ignorable="w14 w15 w16se w16cid w16 w16cex w16sdtdh w16sdtfl w16du wp14">
+<w:document xmlns:wpc="http://schemas.microsoft.com/office/word/2010/wordprocessingCanvas" xmlns:cx="http://schemas.microsoft.com/office/drawing/2014/chartex" xmlns:cx1="http://schemas.microsoft.com/office/drawing/2015/9/8/chartex" xmlns:cx2="http://schemas.microsoft.com/office/drawing/2015/10/21/chartex" xmlns:cx3="http://schemas.microsoft.com/office/drawing/2016/5/9/chartex" xmlns:cx4="http://schemas.microsoft.com/office/drawing/2016/5/10/chartex" xmlns:cx5="http://schemas.microsoft.com/office/drawing/2016/5/11/chartex" xmlns:cx6="http://schemas.microsoft.com/office/drawing/2016/5/12/chartex" xmlns:cx7="http://schemas.microsoft.com/office/drawing/2016/5/13/chartex" xmlns:cx8="http://schemas.microsoft.com/office/drawing/2016/5/14/chartex" xmlns:mc="http://schemas.openxmlformats.org/markup-compatibility/2006" xmlns:aink="http://schemas.microsoft.com/office/drawing/2016/ink" xmlns:am3d="http://schemas.microsoft.com/office/drawing/2017/model3d" xmlns:o="urn:schemas-microsoft-com:office:office" xmlns:oel="http://schemas.microsoft.com/office/2019/extlst" xmlns:r="http://schemas.openxmlformats.org/officeDocument/2006/relationships" xmlns:m="http://schemas.openxmlformats.org/officeDocument/2006/math" xmlns:v="urn:schemas-microsoft-com:vml" xmlns:wp14="http://schemas.microsoft.com/office/word/2010/wordprocessingDrawing" xmlns:wp="http://schemas.openxmlformats.org/drawingml/2006/wordprocessingDrawing" xmlns:w10="urn:schemas-microsoft-com:office:word" xmlns:w="http://schemas.openxmlformats.org/wordprocessingml/2006/main" xmlns:w14="http://schemas.microsoft.com/office/word/2010/wordml" xmlns:w15="http://schemas.microsoft.com/office/word/2012/wordml" xmlns:w16cex="http://schemas.microsoft.com/office/word/2018/wordml/cex" xmlns:w16cid="http://schemas.microsoft.com/office/word/2016/wordml/cid" xmlns:w16="http://schemas.microsoft.com/office/word/2018/wordml" xmlns:w16du="http://schemas.microsoft.com/office/word/2023/wordml/word16du" xmlns:w16sdtdh="http://schemas.microsoft.com/office/word/2020/wordml/sdtdatahash" xmlns:w16sdtfl="http://schemas.microsoft.com/office/word/2024/wordml/sdtformatlock" xmlns:w16se="http://schemas.microsoft.com/office/word/2015/wordml/symex" xmlns:wpg="http://schemas.microsoft.com/office/word/2010/wordprocessingGroup" xmlns:wpi="http://schemas.microsoft.com/office/word/2010/wordprocessingInk" xmlns:wne="http://schemas.microsoft.com/office/word/2006/wordml" xmlns:wps="http://schemas.microsoft.com/office/word/2010/wordprocessingShape" mc:Ignorable="w14 w15 w16se w16cid w16 w16cex w16sdtdh w16sdtfl w16du wp14">
   <w:body>
     <w:p/>
     <w:p>
@@ -27,6 +27,25 @@
     <w:p>
       <w:pPr>
         <w:pStyle w:val="1EbeneStandarttext"/>
+        <w:rPr>
+          <w:color w:val="EE0000"/>
+        </w:rPr>
+      </w:pPr>
+      <w:r>
+        <w:rPr>
+          <w:color w:val="EE0000"/>
+        </w:rPr>
+        <w:t>Diese Lösungen sind mittels eines Transits über eine andere Teilgruppe an die Zentrale zu übermitteln (Zusatzpunkte)</w:t>
+      </w:r>
+    </w:p>
+    <w:p>
+      <w:pPr>
+        <w:pStyle w:val="1EbeneStandarttext"/>
+      </w:pPr>
+    </w:p>
+    <w:p>
+      <w:pPr>
+        <w:pStyle w:val="1EbeneStandarttext"/>
       </w:pPr>
       <w:r>
         <w:t xml:space="preserve">Welche geometrische Form haben </w:t>
@@ -64,15 +83,7 @@
         <w:pStyle w:val="1EbeneStandarttext"/>
       </w:pPr>
       <w:r>
-        <w:t xml:space="preserve">Der erste Schritt als </w:t>
-      </w:r>
-      <w:proofErr w:type="spellStart"/>
-      <w:r>
-        <w:t>ersthelfer</w:t>
-      </w:r>
-      <w:proofErr w:type="spellEnd"/>
-      <w:r>
-        <w:t xml:space="preserve"> </w:t>
+        <w:t xml:space="preserve">Der erste Schritt als ersthelfer </w:t>
       </w:r>
       <w:r>
         <w:t>bei einer stark blutende Wunde ist:</w:t>
@@ -102,13 +113,8 @@
         </w:rPr>
         <w:t xml:space="preserve"> </w:t>
       </w:r>
-      <w:proofErr w:type="spellStart"/>
-      <w:r>
-        <w:t>Patient:in</w:t>
-      </w:r>
-      <w:proofErr w:type="spellEnd"/>
-      <w:r>
-        <w:t xml:space="preserve"> </w:t>
+      <w:r>
+        <w:t xml:space="preserve">Patient:in </w:t>
       </w:r>
       <w:r>
         <w:t xml:space="preserve">flach </w:t>
@@ -247,34 +253,19 @@
       <w:pPr>
         <w:pStyle w:val="1EbeneStandarttext"/>
       </w:pPr>
-      <w:r>
-        <w:t>Wie schnell darf man auf einer Autostrasse fahren?</w:t>
-      </w:r>
     </w:p>
     <w:p>
       <w:pPr>
         <w:pStyle w:val="1EbeneStandarttext"/>
       </w:pPr>
-      <w:r>
-        <w:br/>
-      </w:r>
-      <w:r>
-        <w:t>__________________________________________________________________________</w:t>
-      </w:r>
-    </w:p>
-    <w:p>
-      <w:pPr>
-        <w:pStyle w:val="1EbeneStandarttext"/>
-      </w:pPr>
-    </w:p>
-    <w:p>
-      <w:pPr>
-        <w:pStyle w:val="1EbeneStandarttext"/>
-      </w:pPr>
     </w:p>
     <w:sectPr>
-      <w:headerReference w:type="default" r:id="rId11"/>
-      <w:footerReference w:type="default" r:id="rId12"/>
+      <w:headerReference w:type="even" r:id="rId11"/>
+      <w:headerReference w:type="default" r:id="rId12"/>
+      <w:footerReference w:type="even" r:id="rId13"/>
+      <w:footerReference w:type="default" r:id="rId14"/>
+      <w:headerReference w:type="first" r:id="rId15"/>
+      <w:footerReference w:type="first" r:id="rId16"/>
       <w:pgSz w:w="11906" w:h="16838"/>
       <w:pgMar w:top="1417" w:right="1417" w:bottom="1134" w:left="1417" w:header="708" w:footer="708" w:gutter="0"/>
       <w:cols w:space="708"/>
@@ -285,7 +276,7 @@
 </file>
 
 <file path=word/endnotes.xml><?xml version="1.0" encoding="utf-8"?>
-<w:endnotes xmlns:wpc="http://schemas.microsoft.com/office/word/2010/wordprocessingCanvas" xmlns:cx="http://schemas.microsoft.com/office/drawing/2014/chartex" xmlns:cx1="http://schemas.microsoft.com/office/drawing/2015/9/8/chartex" xmlns:cx2="http://schemas.microsoft.com/office/drawing/2015/10/21/chartex" xmlns:cx3="http://schemas.microsoft.com/office/drawing/2016/5/9/chartex" xmlns:cx4="http://schemas.microsoft.com/office/drawing/2016/5/10/chartex" xmlns:cx5="http://schemas.microsoft.com/office/drawing/2016/5/11/chartex" xmlns:cx6="http://schemas.microsoft.com/office/drawing/2016/5/12/chartex" xmlns:cx7="http://schemas.microsoft.com/office/drawing/2016/5/13/chartex" xmlns:cx8="http://schemas.microsoft.com/office/drawing/2016/5/14/chartex" xmlns:mc="http://schemas.openxmlformats.org/markup-compatibility/2006" xmlns:aink="http://schemas.microsoft.com/office/drawing/2016/ink" xmlns:am3d="http://schemas.microsoft.com/office/drawing/2017/model3d" xmlns:o="urn:schemas-microsoft-com:office:office" xmlns:oel="http://schemas.microsoft.com/office/2019/extlst" xmlns:r="http://schemas.openxmlformats.org/officeDocument/2006/relationships" xmlns:m="http://schemas.openxmlformats.org/officeDocument/2006/math" xmlns:v="urn:schemas-microsoft-com:vml" xmlns:wp14="http://schemas.microsoft.com/office/word/2010/wordprocessingDrawing" xmlns:wp="http://schemas.openxmlformats.org/drawingml/2006/wordprocessingDrawing" xmlns:w10="urn:schemas-microsoft-com:office:word" xmlns:w="http://schemas.openxmlformats.org/wordprocessingml/2006/main" xmlns:w14="http://schemas.microsoft.com/office/word/2010/wordml" xmlns:w15="http://schemas.microsoft.com/office/word/2012/wordml" xmlns:w16cei="http://schemas.microsoft.com/office/word/2026/wordml/cei" xmlns:w16cex="http://schemas.microsoft.com/office/word/2018/wordml/cex" xmlns:w16cid="http://schemas.microsoft.com/office/word/2016/wordml/cid" xmlns:w16="http://schemas.microsoft.com/office/word/2018/wordml" xmlns:w16du="http://schemas.microsoft.com/office/word/2023/wordml/word16du" xmlns:w16sdtdh="http://schemas.microsoft.com/office/word/2020/wordml/sdtdatahash" xmlns:w16sdtfl="http://schemas.microsoft.com/office/word/2024/wordml/sdtformatlock" xmlns:w16se="http://schemas.microsoft.com/office/word/2015/wordml/symex" xmlns:wpg="http://schemas.microsoft.com/office/word/2010/wordprocessingGroup" xmlns:wpi="http://schemas.microsoft.com/office/word/2010/wordprocessingInk" xmlns:wne="http://schemas.microsoft.com/office/word/2006/wordml" xmlns:wps="http://schemas.microsoft.com/office/word/2010/wordprocessingShape" mc:Ignorable="w14 w15 w16se w16cid w16 w16cex w16sdtdh w16sdtfl w16du wp14">
+<w:endnotes xmlns:wpc="http://schemas.microsoft.com/office/word/2010/wordprocessingCanvas" xmlns:cx="http://schemas.microsoft.com/office/drawing/2014/chartex" xmlns:cx1="http://schemas.microsoft.com/office/drawing/2015/9/8/chartex" xmlns:cx2="http://schemas.microsoft.com/office/drawing/2015/10/21/chartex" xmlns:cx3="http://schemas.microsoft.com/office/drawing/2016/5/9/chartex" xmlns:cx4="http://schemas.microsoft.com/office/drawing/2016/5/10/chartex" xmlns:cx5="http://schemas.microsoft.com/office/drawing/2016/5/11/chartex" xmlns:cx6="http://schemas.microsoft.com/office/drawing/2016/5/12/chartex" xmlns:cx7="http://schemas.microsoft.com/office/drawing/2016/5/13/chartex" xmlns:cx8="http://schemas.microsoft.com/office/drawing/2016/5/14/chartex" xmlns:mc="http://schemas.openxmlformats.org/markup-compatibility/2006" xmlns:aink="http://schemas.microsoft.com/office/drawing/2016/ink" xmlns:am3d="http://schemas.microsoft.com/office/drawing/2017/model3d" xmlns:o="urn:schemas-microsoft-com:office:office" xmlns:oel="http://schemas.microsoft.com/office/2019/extlst" xmlns:r="http://schemas.openxmlformats.org/officeDocument/2006/relationships" xmlns:m="http://schemas.openxmlformats.org/officeDocument/2006/math" xmlns:v="urn:schemas-microsoft-com:vml" xmlns:wp14="http://schemas.microsoft.com/office/word/2010/wordprocessingDrawing" xmlns:wp="http://schemas.openxmlformats.org/drawingml/2006/wordprocessingDrawing" xmlns:w10="urn:schemas-microsoft-com:office:word" xmlns:w="http://schemas.openxmlformats.org/wordprocessingml/2006/main" xmlns:w14="http://schemas.microsoft.com/office/word/2010/wordml" xmlns:w15="http://schemas.microsoft.com/office/word/2012/wordml" xmlns:w16cex="http://schemas.microsoft.com/office/word/2018/wordml/cex" xmlns:w16cid="http://schemas.microsoft.com/office/word/2016/wordml/cid" xmlns:w16="http://schemas.microsoft.com/office/word/2018/wordml" xmlns:w16du="http://schemas.microsoft.com/office/word/2023/wordml/word16du" xmlns:w16sdtdh="http://schemas.microsoft.com/office/word/2020/wordml/sdtdatahash" xmlns:w16sdtfl="http://schemas.microsoft.com/office/word/2024/wordml/sdtformatlock" xmlns:w16se="http://schemas.microsoft.com/office/word/2015/wordml/symex" xmlns:wpg="http://schemas.microsoft.com/office/word/2010/wordprocessingGroup" xmlns:wpi="http://schemas.microsoft.com/office/word/2010/wordprocessingInk" xmlns:wne="http://schemas.microsoft.com/office/word/2006/wordml" xmlns:wps="http://schemas.microsoft.com/office/word/2010/wordprocessingShape" mc:Ignorable="w14 w15 w16se w16cid w16 w16cex w16sdtdh w16sdtfl w16du wp14">
   <w:endnote w:type="separator" w:id="-1">
     <w:p>
       <w:r>
@@ -304,7 +295,17 @@
 </file>
 
 <file path=word/footer1.xml><?xml version="1.0" encoding="utf-8"?>
-<w:ftr xmlns:wpc="http://schemas.microsoft.com/office/word/2010/wordprocessingCanvas" xmlns:cx="http://schemas.microsoft.com/office/drawing/2014/chartex" xmlns:cx1="http://schemas.microsoft.com/office/drawing/2015/9/8/chartex" xmlns:cx2="http://schemas.microsoft.com/office/drawing/2015/10/21/chartex" xmlns:cx3="http://schemas.microsoft.com/office/drawing/2016/5/9/chartex" xmlns:cx4="http://schemas.microsoft.com/office/drawing/2016/5/10/chartex" xmlns:cx5="http://schemas.microsoft.com/office/drawing/2016/5/11/chartex" xmlns:cx6="http://schemas.microsoft.com/office/drawing/2016/5/12/chartex" xmlns:cx7="http://schemas.microsoft.com/office/drawing/2016/5/13/chartex" xmlns:cx8="http://schemas.microsoft.com/office/drawing/2016/5/14/chartex" xmlns:mc="http://schemas.openxmlformats.org/markup-compatibility/2006" xmlns:aink="http://schemas.microsoft.com/office/drawing/2016/ink" xmlns:am3d="http://schemas.microsoft.com/office/drawing/2017/model3d" xmlns:o="urn:schemas-microsoft-com:office:office" xmlns:oel="http://schemas.microsoft.com/office/2019/extlst" xmlns:r="http://schemas.openxmlformats.org/officeDocument/2006/relationships" xmlns:m="http://schemas.openxmlformats.org/officeDocument/2006/math" xmlns:v="urn:schemas-microsoft-com:vml" xmlns:wp14="http://schemas.microsoft.com/office/word/2010/wordprocessingDrawing" xmlns:wp="http://schemas.openxmlformats.org/drawingml/2006/wordprocessingDrawing" xmlns:w10="urn:schemas-microsoft-com:office:word" xmlns:w="http://schemas.openxmlformats.org/wordprocessingml/2006/main" xmlns:w14="http://schemas.microsoft.com/office/word/2010/wordml" xmlns:w15="http://schemas.microsoft.com/office/word/2012/wordml" xmlns:w16cei="http://schemas.microsoft.com/office/word/2026/wordml/cei" xmlns:w16cex="http://schemas.microsoft.com/office/word/2018/wordml/cex" xmlns:w16cid="http://schemas.microsoft.com/office/word/2016/wordml/cid" xmlns:w16="http://schemas.microsoft.com/office/word/2018/wordml" xmlns:w16du="http://schemas.microsoft.com/office/word/2023/wordml/word16du" xmlns:w16sdtdh="http://schemas.microsoft.com/office/word/2020/wordml/sdtdatahash" xmlns:w16sdtfl="http://schemas.microsoft.com/office/word/2024/wordml/sdtformatlock" xmlns:w16se="http://schemas.microsoft.com/office/word/2015/wordml/symex" xmlns:wpg="http://schemas.microsoft.com/office/word/2010/wordprocessingGroup" xmlns:wpi="http://schemas.microsoft.com/office/word/2010/wordprocessingInk" xmlns:wne="http://schemas.microsoft.com/office/word/2006/wordml" xmlns:wps="http://schemas.microsoft.com/office/word/2010/wordprocessingShape" mc:Ignorable="w14 w15 w16se w16cid w16 w16cex w16sdtdh w16sdtfl w16du wp14">
+<w:ftr xmlns:wpc="http://schemas.microsoft.com/office/word/2010/wordprocessingCanvas" xmlns:cx="http://schemas.microsoft.com/office/drawing/2014/chartex" xmlns:cx1="http://schemas.microsoft.com/office/drawing/2015/9/8/chartex" xmlns:cx2="http://schemas.microsoft.com/office/drawing/2015/10/21/chartex" xmlns:cx3="http://schemas.microsoft.com/office/drawing/2016/5/9/chartex" xmlns:cx4="http://schemas.microsoft.com/office/drawing/2016/5/10/chartex" xmlns:cx5="http://schemas.microsoft.com/office/drawing/2016/5/11/chartex" xmlns:cx6="http://schemas.microsoft.com/office/drawing/2016/5/12/chartex" xmlns:cx7="http://schemas.microsoft.com/office/drawing/2016/5/13/chartex" xmlns:cx8="http://schemas.microsoft.com/office/drawing/2016/5/14/chartex" xmlns:mc="http://schemas.openxmlformats.org/markup-compatibility/2006" xmlns:aink="http://schemas.microsoft.com/office/drawing/2016/ink" xmlns:am3d="http://schemas.microsoft.com/office/drawing/2017/model3d" xmlns:o="urn:schemas-microsoft-com:office:office" xmlns:oel="http://schemas.microsoft.com/office/2019/extlst" xmlns:r="http://schemas.openxmlformats.org/officeDocument/2006/relationships" xmlns:m="http://schemas.openxmlformats.org/officeDocument/2006/math" xmlns:v="urn:schemas-microsoft-com:vml" xmlns:wp14="http://schemas.microsoft.com/office/word/2010/wordprocessingDrawing" xmlns:wp="http://schemas.openxmlformats.org/drawingml/2006/wordprocessingDrawing" xmlns:w10="urn:schemas-microsoft-com:office:word" xmlns:w="http://schemas.openxmlformats.org/wordprocessingml/2006/main" xmlns:w14="http://schemas.microsoft.com/office/word/2010/wordml" xmlns:w15="http://schemas.microsoft.com/office/word/2012/wordml" xmlns:w16cex="http://schemas.microsoft.com/office/word/2018/wordml/cex" xmlns:w16cid="http://schemas.microsoft.com/office/word/2016/wordml/cid" xmlns:w16="http://schemas.microsoft.com/office/word/2018/wordml" xmlns:w16du="http://schemas.microsoft.com/office/word/2023/wordml/word16du" xmlns:w16sdtdh="http://schemas.microsoft.com/office/word/2020/wordml/sdtdatahash" xmlns:w16sdtfl="http://schemas.microsoft.com/office/word/2024/wordml/sdtformatlock" xmlns:w16se="http://schemas.microsoft.com/office/word/2015/wordml/symex" xmlns:wpg="http://schemas.microsoft.com/office/word/2010/wordprocessingGroup" xmlns:wpi="http://schemas.microsoft.com/office/word/2010/wordprocessingInk" xmlns:wne="http://schemas.microsoft.com/office/word/2006/wordml" xmlns:wps="http://schemas.microsoft.com/office/word/2010/wordprocessingShape" mc:Ignorable="w14 w15 w16se w16cid w16 w16cex w16sdtdh w16sdtfl w16du wp14">
+  <w:p>
+    <w:pPr>
+      <w:pStyle w:val="Fuzeile"/>
+    </w:pPr>
+  </w:p>
+</w:ftr>
+</file>
+
+<file path=word/footer2.xml><?xml version="1.0" encoding="utf-8"?>
+<w:ftr xmlns:wpc="http://schemas.microsoft.com/office/word/2010/wordprocessingCanvas" xmlns:cx="http://schemas.microsoft.com/office/drawing/2014/chartex" xmlns:cx1="http://schemas.microsoft.com/office/drawing/2015/9/8/chartex" xmlns:cx2="http://schemas.microsoft.com/office/drawing/2015/10/21/chartex" xmlns:cx3="http://schemas.microsoft.com/office/drawing/2016/5/9/chartex" xmlns:cx4="http://schemas.microsoft.com/office/drawing/2016/5/10/chartex" xmlns:cx5="http://schemas.microsoft.com/office/drawing/2016/5/11/chartex" xmlns:cx6="http://schemas.microsoft.com/office/drawing/2016/5/12/chartex" xmlns:cx7="http://schemas.microsoft.com/office/drawing/2016/5/13/chartex" xmlns:cx8="http://schemas.microsoft.com/office/drawing/2016/5/14/chartex" xmlns:mc="http://schemas.openxmlformats.org/markup-compatibility/2006" xmlns:aink="http://schemas.microsoft.com/office/drawing/2016/ink" xmlns:am3d="http://schemas.microsoft.com/office/drawing/2017/model3d" xmlns:o="urn:schemas-microsoft-com:office:office" xmlns:oel="http://schemas.microsoft.com/office/2019/extlst" xmlns:r="http://schemas.openxmlformats.org/officeDocument/2006/relationships" xmlns:m="http://schemas.openxmlformats.org/officeDocument/2006/math" xmlns:v="urn:schemas-microsoft-com:vml" xmlns:wp14="http://schemas.microsoft.com/office/word/2010/wordprocessingDrawing" xmlns:wp="http://schemas.openxmlformats.org/drawingml/2006/wordprocessingDrawing" xmlns:w10="urn:schemas-microsoft-com:office:word" xmlns:w="http://schemas.openxmlformats.org/wordprocessingml/2006/main" xmlns:w14="http://schemas.microsoft.com/office/word/2010/wordml" xmlns:w15="http://schemas.microsoft.com/office/word/2012/wordml" xmlns:w16cex="http://schemas.microsoft.com/office/word/2018/wordml/cex" xmlns:w16cid="http://schemas.microsoft.com/office/word/2016/wordml/cid" xmlns:w16="http://schemas.microsoft.com/office/word/2018/wordml" xmlns:w16du="http://schemas.microsoft.com/office/word/2023/wordml/word16du" xmlns:w16sdtdh="http://schemas.microsoft.com/office/word/2020/wordml/sdtdatahash" xmlns:w16sdtfl="http://schemas.microsoft.com/office/word/2024/wordml/sdtformatlock" xmlns:w16se="http://schemas.microsoft.com/office/word/2015/wordml/symex" xmlns:wpg="http://schemas.microsoft.com/office/word/2010/wordprocessingGroup" xmlns:wpi="http://schemas.microsoft.com/office/word/2010/wordprocessingInk" xmlns:wne="http://schemas.microsoft.com/office/word/2006/wordml" xmlns:wps="http://schemas.microsoft.com/office/word/2010/wordprocessingShape" mc:Ignorable="w14 w15 w16se w16cid w16 w16cex w16sdtdh w16sdtfl w16du wp14">
   <w:p>
     <w:pPr>
       <w:pStyle w:val="Fuzeile"/>
@@ -414,35 +415,29 @@
     <w:sdt>
       <w:sdtPr>
         <w:id w:val="-259292323"/>
-        <w:date w:fullDate="2023-09-28T00:00:00Z">
+        <w:date w:fullDate="2026-09-28T00:00:00Z">
           <w:dateFormat w:val="dd.MM.yyyy"/>
           <w:lid w:val="de-CH"/>
           <w:storeMappedDataAs w:val="dateTime"/>
           <w:calendar w:val="gregorian"/>
         </w:date>
       </w:sdtPr>
+      <w:sdtEndPr/>
       <w:sdtContent>
         <w:r>
-          <w:t>28.09.2023</w:t>
+          <w:t>28.09.202</w:t>
+        </w:r>
+        <w:r>
+          <w:t>6</w:t>
         </w:r>
       </w:sdtContent>
     </w:sdt>
     <w:r>
       <w:t xml:space="preserve"> / </w:t>
     </w:r>
-    <w:proofErr w:type="spellStart"/>
     <w:r>
-      <w:t>YaWu</w:t>
+      <w:t>YaWu / EdCa / KiDa</w:t>
     </w:r>
-    <w:proofErr w:type="spellEnd"/>
-    <w:r>
-      <w:t xml:space="preserve"> / EdCa / </w:t>
-    </w:r>
-    <w:proofErr w:type="spellStart"/>
-    <w:r>
-      <w:t>KiDa</w:t>
-    </w:r>
-    <w:proofErr w:type="spellEnd"/>
     <w:r>
       <w:ptab w:relativeTo="margin" w:alignment="center" w:leader="none"/>
     </w:r>
@@ -535,8 +530,18 @@
 </w:ftr>
 </file>
 
+<file path=word/footer3.xml><?xml version="1.0" encoding="utf-8"?>
+<w:ftr xmlns:wpc="http://schemas.microsoft.com/office/word/2010/wordprocessingCanvas" xmlns:cx="http://schemas.microsoft.com/office/drawing/2014/chartex" xmlns:cx1="http://schemas.microsoft.com/office/drawing/2015/9/8/chartex" xmlns:cx2="http://schemas.microsoft.com/office/drawing/2015/10/21/chartex" xmlns:cx3="http://schemas.microsoft.com/office/drawing/2016/5/9/chartex" xmlns:cx4="http://schemas.microsoft.com/office/drawing/2016/5/10/chartex" xmlns:cx5="http://schemas.microsoft.com/office/drawing/2016/5/11/chartex" xmlns:cx6="http://schemas.microsoft.com/office/drawing/2016/5/12/chartex" xmlns:cx7="http://schemas.microsoft.com/office/drawing/2016/5/13/chartex" xmlns:cx8="http://schemas.microsoft.com/office/drawing/2016/5/14/chartex" xmlns:mc="http://schemas.openxmlformats.org/markup-compatibility/2006" xmlns:aink="http://schemas.microsoft.com/office/drawing/2016/ink" xmlns:am3d="http://schemas.microsoft.com/office/drawing/2017/model3d" xmlns:o="urn:schemas-microsoft-com:office:office" xmlns:oel="http://schemas.microsoft.com/office/2019/extlst" xmlns:r="http://schemas.openxmlformats.org/officeDocument/2006/relationships" xmlns:m="http://schemas.openxmlformats.org/officeDocument/2006/math" xmlns:v="urn:schemas-microsoft-com:vml" xmlns:wp14="http://schemas.microsoft.com/office/word/2010/wordprocessingDrawing" xmlns:wp="http://schemas.openxmlformats.org/drawingml/2006/wordprocessingDrawing" xmlns:w10="urn:schemas-microsoft-com:office:word" xmlns:w="http://schemas.openxmlformats.org/wordprocessingml/2006/main" xmlns:w14="http://schemas.microsoft.com/office/word/2010/wordml" xmlns:w15="http://schemas.microsoft.com/office/word/2012/wordml" xmlns:w16cex="http://schemas.microsoft.com/office/word/2018/wordml/cex" xmlns:w16cid="http://schemas.microsoft.com/office/word/2016/wordml/cid" xmlns:w16="http://schemas.microsoft.com/office/word/2018/wordml" xmlns:w16du="http://schemas.microsoft.com/office/word/2023/wordml/word16du" xmlns:w16sdtdh="http://schemas.microsoft.com/office/word/2020/wordml/sdtdatahash" xmlns:w16sdtfl="http://schemas.microsoft.com/office/word/2024/wordml/sdtformatlock" xmlns:w16se="http://schemas.microsoft.com/office/word/2015/wordml/symex" xmlns:wpg="http://schemas.microsoft.com/office/word/2010/wordprocessingGroup" xmlns:wpi="http://schemas.microsoft.com/office/word/2010/wordprocessingInk" xmlns:wne="http://schemas.microsoft.com/office/word/2006/wordml" xmlns:wps="http://schemas.microsoft.com/office/word/2010/wordprocessingShape" mc:Ignorable="w14 w15 w16se w16cid w16 w16cex w16sdtdh w16sdtfl w16du wp14">
+  <w:p>
+    <w:pPr>
+      <w:pStyle w:val="Fuzeile"/>
+    </w:pPr>
+  </w:p>
+</w:ftr>
+</file>
+
 <file path=word/footnotes.xml><?xml version="1.0" encoding="utf-8"?>
-<w:footnotes xmlns:wpc="http://schemas.microsoft.com/office/word/2010/wordprocessingCanvas" xmlns:cx="http://schemas.microsoft.com/office/drawing/2014/chartex" xmlns:cx1="http://schemas.microsoft.com/office/drawing/2015/9/8/chartex" xmlns:cx2="http://schemas.microsoft.com/office/drawing/2015/10/21/chartex" xmlns:cx3="http://schemas.microsoft.com/office/drawing/2016/5/9/chartex" xmlns:cx4="http://schemas.microsoft.com/office/drawing/2016/5/10/chartex" xmlns:cx5="http://schemas.microsoft.com/office/drawing/2016/5/11/chartex" xmlns:cx6="http://schemas.microsoft.com/office/drawing/2016/5/12/chartex" xmlns:cx7="http://schemas.microsoft.com/office/drawing/2016/5/13/chartex" xmlns:cx8="http://schemas.microsoft.com/office/drawing/2016/5/14/chartex" xmlns:mc="http://schemas.openxmlformats.org/markup-compatibility/2006" xmlns:aink="http://schemas.microsoft.com/office/drawing/2016/ink" xmlns:am3d="http://schemas.microsoft.com/office/drawing/2017/model3d" xmlns:o="urn:schemas-microsoft-com:office:office" xmlns:oel="http://schemas.microsoft.com/office/2019/extlst" xmlns:r="http://schemas.openxmlformats.org/officeDocument/2006/relationships" xmlns:m="http://schemas.openxmlformats.org/officeDocument/2006/math" xmlns:v="urn:schemas-microsoft-com:vml" xmlns:wp14="http://schemas.microsoft.com/office/word/2010/wordprocessingDrawing" xmlns:wp="http://schemas.openxmlformats.org/drawingml/2006/wordprocessingDrawing" xmlns:w10="urn:schemas-microsoft-com:office:word" xmlns:w="http://schemas.openxmlformats.org/wordprocessingml/2006/main" xmlns:w14="http://schemas.microsoft.com/office/word/2010/wordml" xmlns:w15="http://schemas.microsoft.com/office/word/2012/wordml" xmlns:w16cei="http://schemas.microsoft.com/office/word/2026/wordml/cei" xmlns:w16cex="http://schemas.microsoft.com/office/word/2018/wordml/cex" xmlns:w16cid="http://schemas.microsoft.com/office/word/2016/wordml/cid" xmlns:w16="http://schemas.microsoft.com/office/word/2018/wordml" xmlns:w16du="http://schemas.microsoft.com/office/word/2023/wordml/word16du" xmlns:w16sdtdh="http://schemas.microsoft.com/office/word/2020/wordml/sdtdatahash" xmlns:w16sdtfl="http://schemas.microsoft.com/office/word/2024/wordml/sdtformatlock" xmlns:w16se="http://schemas.microsoft.com/office/word/2015/wordml/symex" xmlns:wpg="http://schemas.microsoft.com/office/word/2010/wordprocessingGroup" xmlns:wpi="http://schemas.microsoft.com/office/word/2010/wordprocessingInk" xmlns:wne="http://schemas.microsoft.com/office/word/2006/wordml" xmlns:wps="http://schemas.microsoft.com/office/word/2010/wordprocessingShape" mc:Ignorable="w14 w15 w16se w16cid w16 w16cex w16sdtdh w16sdtfl w16du wp14">
+<w:footnotes xmlns:wpc="http://schemas.microsoft.com/office/word/2010/wordprocessingCanvas" xmlns:cx="http://schemas.microsoft.com/office/drawing/2014/chartex" xmlns:cx1="http://schemas.microsoft.com/office/drawing/2015/9/8/chartex" xmlns:cx2="http://schemas.microsoft.com/office/drawing/2015/10/21/chartex" xmlns:cx3="http://schemas.microsoft.com/office/drawing/2016/5/9/chartex" xmlns:cx4="http://schemas.microsoft.com/office/drawing/2016/5/10/chartex" xmlns:cx5="http://schemas.microsoft.com/office/drawing/2016/5/11/chartex" xmlns:cx6="http://schemas.microsoft.com/office/drawing/2016/5/12/chartex" xmlns:cx7="http://schemas.microsoft.com/office/drawing/2016/5/13/chartex" xmlns:cx8="http://schemas.microsoft.com/office/drawing/2016/5/14/chartex" xmlns:mc="http://schemas.openxmlformats.org/markup-compatibility/2006" xmlns:aink="http://schemas.microsoft.com/office/drawing/2016/ink" xmlns:am3d="http://schemas.microsoft.com/office/drawing/2017/model3d" xmlns:o="urn:schemas-microsoft-com:office:office" xmlns:oel="http://schemas.microsoft.com/office/2019/extlst" xmlns:r="http://schemas.openxmlformats.org/officeDocument/2006/relationships" xmlns:m="http://schemas.openxmlformats.org/officeDocument/2006/math" xmlns:v="urn:schemas-microsoft-com:vml" xmlns:wp14="http://schemas.microsoft.com/office/word/2010/wordprocessingDrawing" xmlns:wp="http://schemas.openxmlformats.org/drawingml/2006/wordprocessingDrawing" xmlns:w10="urn:schemas-microsoft-com:office:word" xmlns:w="http://schemas.openxmlformats.org/wordprocessingml/2006/main" xmlns:w14="http://schemas.microsoft.com/office/word/2010/wordml" xmlns:w15="http://schemas.microsoft.com/office/word/2012/wordml" xmlns:w16cex="http://schemas.microsoft.com/office/word/2018/wordml/cex" xmlns:w16cid="http://schemas.microsoft.com/office/word/2016/wordml/cid" xmlns:w16="http://schemas.microsoft.com/office/word/2018/wordml" xmlns:w16du="http://schemas.microsoft.com/office/word/2023/wordml/word16du" xmlns:w16sdtdh="http://schemas.microsoft.com/office/word/2020/wordml/sdtdatahash" xmlns:w16sdtfl="http://schemas.microsoft.com/office/word/2024/wordml/sdtformatlock" xmlns:w16se="http://schemas.microsoft.com/office/word/2015/wordml/symex" xmlns:wpg="http://schemas.microsoft.com/office/word/2010/wordprocessingGroup" xmlns:wpi="http://schemas.microsoft.com/office/word/2010/wordprocessingInk" xmlns:wne="http://schemas.microsoft.com/office/word/2006/wordml" xmlns:wps="http://schemas.microsoft.com/office/word/2010/wordprocessingShape" mc:Ignorable="w14 w15 w16se w16cid w16 w16cex w16sdtdh w16sdtfl w16du wp14">
   <w:footnote w:type="separator" w:id="-1">
     <w:p>
       <w:r>
@@ -555,7 +560,17 @@
 </file>
 
 <file path=word/header1.xml><?xml version="1.0" encoding="utf-8"?>
-<w:hdr xmlns:wpc="http://schemas.microsoft.com/office/word/2010/wordprocessingCanvas" xmlns:cx="http://schemas.microsoft.com/office/drawing/2014/chartex" xmlns:cx1="http://schemas.microsoft.com/office/drawing/2015/9/8/chartex" xmlns:cx2="http://schemas.microsoft.com/office/drawing/2015/10/21/chartex" xmlns:cx3="http://schemas.microsoft.com/office/drawing/2016/5/9/chartex" xmlns:cx4="http://schemas.microsoft.com/office/drawing/2016/5/10/chartex" xmlns:cx5="http://schemas.microsoft.com/office/drawing/2016/5/11/chartex" xmlns:cx6="http://schemas.microsoft.com/office/drawing/2016/5/12/chartex" xmlns:cx7="http://schemas.microsoft.com/office/drawing/2016/5/13/chartex" xmlns:cx8="http://schemas.microsoft.com/office/drawing/2016/5/14/chartex" xmlns:mc="http://schemas.openxmlformats.org/markup-compatibility/2006" xmlns:aink="http://schemas.microsoft.com/office/drawing/2016/ink" xmlns:am3d="http://schemas.microsoft.com/office/drawing/2017/model3d" xmlns:o="urn:schemas-microsoft-com:office:office" xmlns:oel="http://schemas.microsoft.com/office/2019/extlst" xmlns:r="http://schemas.openxmlformats.org/officeDocument/2006/relationships" xmlns:m="http://schemas.openxmlformats.org/officeDocument/2006/math" xmlns:v="urn:schemas-microsoft-com:vml" xmlns:wp14="http://schemas.microsoft.com/office/word/2010/wordprocessingDrawing" xmlns:wp="http://schemas.openxmlformats.org/drawingml/2006/wordprocessingDrawing" xmlns:w10="urn:schemas-microsoft-com:office:word" xmlns:w="http://schemas.openxmlformats.org/wordprocessingml/2006/main" xmlns:w14="http://schemas.microsoft.com/office/word/2010/wordml" xmlns:w15="http://schemas.microsoft.com/office/word/2012/wordml" xmlns:w16cei="http://schemas.microsoft.com/office/word/2026/wordml/cei" xmlns:w16cex="http://schemas.microsoft.com/office/word/2018/wordml/cex" xmlns:w16cid="http://schemas.microsoft.com/office/word/2016/wordml/cid" xmlns:w16="http://schemas.microsoft.com/office/word/2018/wordml" xmlns:w16du="http://schemas.microsoft.com/office/word/2023/wordml/word16du" xmlns:w16sdtdh="http://schemas.microsoft.com/office/word/2020/wordml/sdtdatahash" xmlns:w16sdtfl="http://schemas.microsoft.com/office/word/2024/wordml/sdtformatlock" xmlns:w16se="http://schemas.microsoft.com/office/word/2015/wordml/symex" xmlns:wpg="http://schemas.microsoft.com/office/word/2010/wordprocessingGroup" xmlns:wpi="http://schemas.microsoft.com/office/word/2010/wordprocessingInk" xmlns:wne="http://schemas.microsoft.com/office/word/2006/wordml" xmlns:wps="http://schemas.microsoft.com/office/word/2010/wordprocessingShape" mc:Ignorable="w14 w15 w16se w16cid w16 w16cex w16sdtdh w16sdtfl w16du wp14">
+<w:hdr xmlns:wpc="http://schemas.microsoft.com/office/word/2010/wordprocessingCanvas" xmlns:cx="http://schemas.microsoft.com/office/drawing/2014/chartex" xmlns:cx1="http://schemas.microsoft.com/office/drawing/2015/9/8/chartex" xmlns:cx2="http://schemas.microsoft.com/office/drawing/2015/10/21/chartex" xmlns:cx3="http://schemas.microsoft.com/office/drawing/2016/5/9/chartex" xmlns:cx4="http://schemas.microsoft.com/office/drawing/2016/5/10/chartex" xmlns:cx5="http://schemas.microsoft.com/office/drawing/2016/5/11/chartex" xmlns:cx6="http://schemas.microsoft.com/office/drawing/2016/5/12/chartex" xmlns:cx7="http://schemas.microsoft.com/office/drawing/2016/5/13/chartex" xmlns:cx8="http://schemas.microsoft.com/office/drawing/2016/5/14/chartex" xmlns:mc="http://schemas.openxmlformats.org/markup-compatibility/2006" xmlns:aink="http://schemas.microsoft.com/office/drawing/2016/ink" xmlns:am3d="http://schemas.microsoft.com/office/drawing/2017/model3d" xmlns:o="urn:schemas-microsoft-com:office:office" xmlns:oel="http://schemas.microsoft.com/office/2019/extlst" xmlns:r="http://schemas.openxmlformats.org/officeDocument/2006/relationships" xmlns:m="http://schemas.openxmlformats.org/officeDocument/2006/math" xmlns:v="urn:schemas-microsoft-com:vml" xmlns:wp14="http://schemas.microsoft.com/office/word/2010/wordprocessingDrawing" xmlns:wp="http://schemas.openxmlformats.org/drawingml/2006/wordprocessingDrawing" xmlns:w10="urn:schemas-microsoft-com:office:word" xmlns:w="http://schemas.openxmlformats.org/wordprocessingml/2006/main" xmlns:w14="http://schemas.microsoft.com/office/word/2010/wordml" xmlns:w15="http://schemas.microsoft.com/office/word/2012/wordml" xmlns:w16cex="http://schemas.microsoft.com/office/word/2018/wordml/cex" xmlns:w16cid="http://schemas.microsoft.com/office/word/2016/wordml/cid" xmlns:w16="http://schemas.microsoft.com/office/word/2018/wordml" xmlns:w16du="http://schemas.microsoft.com/office/word/2023/wordml/word16du" xmlns:w16sdtdh="http://schemas.microsoft.com/office/word/2020/wordml/sdtdatahash" xmlns:w16sdtfl="http://schemas.microsoft.com/office/word/2024/wordml/sdtformatlock" xmlns:w16se="http://schemas.microsoft.com/office/word/2015/wordml/symex" xmlns:wpg="http://schemas.microsoft.com/office/word/2010/wordprocessingGroup" xmlns:wpi="http://schemas.microsoft.com/office/word/2010/wordprocessingInk" xmlns:wne="http://schemas.microsoft.com/office/word/2006/wordml" xmlns:wps="http://schemas.microsoft.com/office/word/2010/wordprocessingShape" mc:Ignorable="w14 w15 w16se w16cid w16 w16cex w16sdtdh w16sdtfl w16du wp14">
+  <w:p>
+    <w:pPr>
+      <w:pStyle w:val="Kopfzeile"/>
+    </w:pPr>
+  </w:p>
+</w:hdr>
+</file>
+
+<file path=word/header2.xml><?xml version="1.0" encoding="utf-8"?>
+<w:hdr xmlns:wpc="http://schemas.microsoft.com/office/word/2010/wordprocessingCanvas" xmlns:cx="http://schemas.microsoft.com/office/drawing/2014/chartex" xmlns:cx1="http://schemas.microsoft.com/office/drawing/2015/9/8/chartex" xmlns:cx2="http://schemas.microsoft.com/office/drawing/2015/10/21/chartex" xmlns:cx3="http://schemas.microsoft.com/office/drawing/2016/5/9/chartex" xmlns:cx4="http://schemas.microsoft.com/office/drawing/2016/5/10/chartex" xmlns:cx5="http://schemas.microsoft.com/office/drawing/2016/5/11/chartex" xmlns:cx6="http://schemas.microsoft.com/office/drawing/2016/5/12/chartex" xmlns:cx7="http://schemas.microsoft.com/office/drawing/2016/5/13/chartex" xmlns:cx8="http://schemas.microsoft.com/office/drawing/2016/5/14/chartex" xmlns:mc="http://schemas.openxmlformats.org/markup-compatibility/2006" xmlns:aink="http://schemas.microsoft.com/office/drawing/2016/ink" xmlns:am3d="http://schemas.microsoft.com/office/drawing/2017/model3d" xmlns:o="urn:schemas-microsoft-com:office:office" xmlns:oel="http://schemas.microsoft.com/office/2019/extlst" xmlns:r="http://schemas.openxmlformats.org/officeDocument/2006/relationships" xmlns:m="http://schemas.openxmlformats.org/officeDocument/2006/math" xmlns:v="urn:schemas-microsoft-com:vml" xmlns:wp14="http://schemas.microsoft.com/office/word/2010/wordprocessingDrawing" xmlns:wp="http://schemas.openxmlformats.org/drawingml/2006/wordprocessingDrawing" xmlns:w10="urn:schemas-microsoft-com:office:word" xmlns:w="http://schemas.openxmlformats.org/wordprocessingml/2006/main" xmlns:w14="http://schemas.microsoft.com/office/word/2010/wordml" xmlns:w15="http://schemas.microsoft.com/office/word/2012/wordml" xmlns:w16cex="http://schemas.microsoft.com/office/word/2018/wordml/cex" xmlns:w16cid="http://schemas.microsoft.com/office/word/2016/wordml/cid" xmlns:w16="http://schemas.microsoft.com/office/word/2018/wordml" xmlns:w16du="http://schemas.microsoft.com/office/word/2023/wordml/word16du" xmlns:w16sdtdh="http://schemas.microsoft.com/office/word/2020/wordml/sdtdatahash" xmlns:w16sdtfl="http://schemas.microsoft.com/office/word/2024/wordml/sdtformatlock" xmlns:w16se="http://schemas.microsoft.com/office/word/2015/wordml/symex" xmlns:wpg="http://schemas.microsoft.com/office/word/2010/wordprocessingGroup" xmlns:wpi="http://schemas.microsoft.com/office/word/2010/wordprocessingInk" xmlns:wne="http://schemas.microsoft.com/office/word/2006/wordml" xmlns:wps="http://schemas.microsoft.com/office/word/2010/wordprocessingShape" mc:Ignorable="w14 w15 w16se w16cid w16 w16cex w16sdtdh w16sdtfl w16du wp14">
   <w:p>
     <w:pPr>
       <w:pStyle w:val="Kopfzeile"/>
@@ -693,8 +708,18 @@
 </w:hdr>
 </file>
 
+<file path=word/header3.xml><?xml version="1.0" encoding="utf-8"?>
+<w:hdr xmlns:wpc="http://schemas.microsoft.com/office/word/2010/wordprocessingCanvas" xmlns:cx="http://schemas.microsoft.com/office/drawing/2014/chartex" xmlns:cx1="http://schemas.microsoft.com/office/drawing/2015/9/8/chartex" xmlns:cx2="http://schemas.microsoft.com/office/drawing/2015/10/21/chartex" xmlns:cx3="http://schemas.microsoft.com/office/drawing/2016/5/9/chartex" xmlns:cx4="http://schemas.microsoft.com/office/drawing/2016/5/10/chartex" xmlns:cx5="http://schemas.microsoft.com/office/drawing/2016/5/11/chartex" xmlns:cx6="http://schemas.microsoft.com/office/drawing/2016/5/12/chartex" xmlns:cx7="http://schemas.microsoft.com/office/drawing/2016/5/13/chartex" xmlns:cx8="http://schemas.microsoft.com/office/drawing/2016/5/14/chartex" xmlns:mc="http://schemas.openxmlformats.org/markup-compatibility/2006" xmlns:aink="http://schemas.microsoft.com/office/drawing/2016/ink" xmlns:am3d="http://schemas.microsoft.com/office/drawing/2017/model3d" xmlns:o="urn:schemas-microsoft-com:office:office" xmlns:oel="http://schemas.microsoft.com/office/2019/extlst" xmlns:r="http://schemas.openxmlformats.org/officeDocument/2006/relationships" xmlns:m="http://schemas.openxmlformats.org/officeDocument/2006/math" xmlns:v="urn:schemas-microsoft-com:vml" xmlns:wp14="http://schemas.microsoft.com/office/word/2010/wordprocessingDrawing" xmlns:wp="http://schemas.openxmlformats.org/drawingml/2006/wordprocessingDrawing" xmlns:w10="urn:schemas-microsoft-com:office:word" xmlns:w="http://schemas.openxmlformats.org/wordprocessingml/2006/main" xmlns:w14="http://schemas.microsoft.com/office/word/2010/wordml" xmlns:w15="http://schemas.microsoft.com/office/word/2012/wordml" xmlns:w16cex="http://schemas.microsoft.com/office/word/2018/wordml/cex" xmlns:w16cid="http://schemas.microsoft.com/office/word/2016/wordml/cid" xmlns:w16="http://schemas.microsoft.com/office/word/2018/wordml" xmlns:w16du="http://schemas.microsoft.com/office/word/2023/wordml/word16du" xmlns:w16sdtdh="http://schemas.microsoft.com/office/word/2020/wordml/sdtdatahash" xmlns:w16sdtfl="http://schemas.microsoft.com/office/word/2024/wordml/sdtformatlock" xmlns:w16se="http://schemas.microsoft.com/office/word/2015/wordml/symex" xmlns:wpg="http://schemas.microsoft.com/office/word/2010/wordprocessingGroup" xmlns:wpi="http://schemas.microsoft.com/office/word/2010/wordprocessingInk" xmlns:wne="http://schemas.microsoft.com/office/word/2006/wordml" xmlns:wps="http://schemas.microsoft.com/office/word/2010/wordprocessingShape" mc:Ignorable="w14 w15 w16se w16cid w16 w16cex w16sdtdh w16sdtfl w16du wp14">
+  <w:p>
+    <w:pPr>
+      <w:pStyle w:val="Kopfzeile"/>
+    </w:pPr>
+  </w:p>
+</w:hdr>
+</file>
+
 <file path=word/numbering.xml><?xml version="1.0" encoding="utf-8"?>
-<w:numbering xmlns:wpc="http://schemas.microsoft.com/office/word/2010/wordprocessingCanvas" xmlns:cx="http://schemas.microsoft.com/office/drawing/2014/chartex" xmlns:cx1="http://schemas.microsoft.com/office/drawing/2015/9/8/chartex" xmlns:cx2="http://schemas.microsoft.com/office/drawing/2015/10/21/chartex" xmlns:cx3="http://schemas.microsoft.com/office/drawing/2016/5/9/chartex" xmlns:cx4="http://schemas.microsoft.com/office/drawing/2016/5/10/chartex" xmlns:cx5="http://schemas.microsoft.com/office/drawing/2016/5/11/chartex" xmlns:cx6="http://schemas.microsoft.com/office/drawing/2016/5/12/chartex" xmlns:cx7="http://schemas.microsoft.com/office/drawing/2016/5/13/chartex" xmlns:cx8="http://schemas.microsoft.com/office/drawing/2016/5/14/chartex" xmlns:mc="http://schemas.openxmlformats.org/markup-compatibility/2006" xmlns:aink="http://schemas.microsoft.com/office/drawing/2016/ink" xmlns:am3d="http://schemas.microsoft.com/office/drawing/2017/model3d" xmlns:o="urn:schemas-microsoft-com:office:office" xmlns:oel="http://schemas.microsoft.com/office/2019/extlst" xmlns:r="http://schemas.openxmlformats.org/officeDocument/2006/relationships" xmlns:m="http://schemas.openxmlformats.org/officeDocument/2006/math" xmlns:v="urn:schemas-microsoft-com:vml" xmlns:wp14="http://schemas.microsoft.com/office/word/2010/wordprocessingDrawing" xmlns:wp="http://schemas.openxmlformats.org/drawingml/2006/wordprocessingDrawing" xmlns:w10="urn:schemas-microsoft-com:office:word" xmlns:w="http://schemas.openxmlformats.org/wordprocessingml/2006/main" xmlns:w14="http://schemas.microsoft.com/office/word/2010/wordml" xmlns:w15="http://schemas.microsoft.com/office/word/2012/wordml" xmlns:w16cei="http://schemas.microsoft.com/office/word/2026/wordml/cei" xmlns:w16cex="http://schemas.microsoft.com/office/word/2018/wordml/cex" xmlns:w16cid="http://schemas.microsoft.com/office/word/2016/wordml/cid" xmlns:w16="http://schemas.microsoft.com/office/word/2018/wordml" xmlns:w16du="http://schemas.microsoft.com/office/word/2023/wordml/word16du" xmlns:w16sdtdh="http://schemas.microsoft.com/office/word/2020/wordml/sdtdatahash" xmlns:w16sdtfl="http://schemas.microsoft.com/office/word/2024/wordml/sdtformatlock" xmlns:w16se="http://schemas.microsoft.com/office/word/2015/wordml/symex" xmlns:wpg="http://schemas.microsoft.com/office/word/2010/wordprocessingGroup" xmlns:wpi="http://schemas.microsoft.com/office/word/2010/wordprocessingInk" xmlns:wne="http://schemas.microsoft.com/office/word/2006/wordml" xmlns:wps="http://schemas.microsoft.com/office/word/2010/wordprocessingShape" mc:Ignorable="w14 w15 w16se w16cid w16 w16cex w16sdtdh w16sdtfl w16du wp14">
+<w:numbering xmlns:wpc="http://schemas.microsoft.com/office/word/2010/wordprocessingCanvas" xmlns:cx="http://schemas.microsoft.com/office/drawing/2014/chartex" xmlns:cx1="http://schemas.microsoft.com/office/drawing/2015/9/8/chartex" xmlns:cx2="http://schemas.microsoft.com/office/drawing/2015/10/21/chartex" xmlns:cx3="http://schemas.microsoft.com/office/drawing/2016/5/9/chartex" xmlns:cx4="http://schemas.microsoft.com/office/drawing/2016/5/10/chartex" xmlns:cx5="http://schemas.microsoft.com/office/drawing/2016/5/11/chartex" xmlns:cx6="http://schemas.microsoft.com/office/drawing/2016/5/12/chartex" xmlns:cx7="http://schemas.microsoft.com/office/drawing/2016/5/13/chartex" xmlns:cx8="http://schemas.microsoft.com/office/drawing/2016/5/14/chartex" xmlns:mc="http://schemas.openxmlformats.org/markup-compatibility/2006" xmlns:aink="http://schemas.microsoft.com/office/drawing/2016/ink" xmlns:am3d="http://schemas.microsoft.com/office/drawing/2017/model3d" xmlns:o="urn:schemas-microsoft-com:office:office" xmlns:oel="http://schemas.microsoft.com/office/2019/extlst" xmlns:r="http://schemas.openxmlformats.org/officeDocument/2006/relationships" xmlns:m="http://schemas.openxmlformats.org/officeDocument/2006/math" xmlns:v="urn:schemas-microsoft-com:vml" xmlns:wp14="http://schemas.microsoft.com/office/word/2010/wordprocessingDrawing" xmlns:wp="http://schemas.openxmlformats.org/drawingml/2006/wordprocessingDrawing" xmlns:w10="urn:schemas-microsoft-com:office:word" xmlns:w="http://schemas.openxmlformats.org/wordprocessingml/2006/main" xmlns:w14="http://schemas.microsoft.com/office/word/2010/wordml" xmlns:w15="http://schemas.microsoft.com/office/word/2012/wordml" xmlns:w16cex="http://schemas.microsoft.com/office/word/2018/wordml/cex" xmlns:w16cid="http://schemas.microsoft.com/office/word/2016/wordml/cid" xmlns:w16="http://schemas.microsoft.com/office/word/2018/wordml" xmlns:w16du="http://schemas.microsoft.com/office/word/2023/wordml/word16du" xmlns:w16sdtdh="http://schemas.microsoft.com/office/word/2020/wordml/sdtdatahash" xmlns:w16sdtfl="http://schemas.microsoft.com/office/word/2024/wordml/sdtformatlock" xmlns:w16se="http://schemas.microsoft.com/office/word/2015/wordml/symex" xmlns:wpg="http://schemas.microsoft.com/office/word/2010/wordprocessingGroup" xmlns:wpi="http://schemas.microsoft.com/office/word/2010/wordprocessingInk" xmlns:wne="http://schemas.microsoft.com/office/word/2006/wordml" xmlns:wps="http://schemas.microsoft.com/office/word/2010/wordprocessingShape" mc:Ignorable="w14 w15 w16se w16cid w16 w16cex w16sdtdh w16sdtfl w16du wp14">
   <w:abstractNum w:abstractNumId="0" w15:restartNumberingAfterBreak="0">
     <w:nsid w:val="025935BC"/>
     <w:multiLevelType w:val="hybridMultilevel"/>
